--- a/paper/paper_05_hegemonic_drift.docx
+++ b/paper/paper_05_hegemonic_drift.docx
@@ -6379,7 +6379,7 @@
           <w:sz w:val="24"/>
           <w:szCs w:val="24"/>
         </w:rPr>
-        <w:t xml:space="preserve">The A-trajectory codings conflate repressive administrative capacity (secret police, surveillance apparatus) with normalising administrative capacity (educational institutions, bureaucratic registration). This is explicit in the Soviet case (section 6.4) but potentially present in other systems. Decomposing A into repressive and normalising sub-indices — analogous to the distinction between S-as-coercion and A-as-normalisation proposed in the theoretical framework — is the priority data development task before this analysis is extended to the full 401-system dataset.</w:t>
+        <w:t xml:space="preserve">The A-trajectory codings conflate repressive administrative capacity (secret police, surveillance apparatus) with normalising administrative capacity (educational institutions, bureaucratic registration). This is explicit in the Soviet case (section 6.4) but potentially present in other systems. A partial robustness check using the static info_infrastructure field as a proxy for the normalising component finds that the ratio II/A_static (normalising fraction) correlates with the within-system sign of r(ΔA,ΔD): r=+0.747, p=0.021 (n=9); excluding the Ottoman joint-collapse case: r=+0.921, p=0.001 (n=8). Systems where info_infrastructure exceeds admin_index by more than 7% show positive r(ΔA,ΔD), consistent with counter-hegemonic A expansion; systems with a repressive surplus (II/A&lt;0.96) show strongly negative r. A refined sign classifier — II/A&gt;1.07 and S&lt;0.65 predicting r&gt;0 — correctly classifies eight of nine systems, with the Ottoman the single exception for reasons already established (joint collapse). The sign classifier is therefore robust to the single-A limitation: the ratio of normalising to total administrative capacity encodes which component dominates, and this information is available in the static info_infrastructure field. The cross-sectional evidence is weaker (partial r(norm_frac, D | A_static)=+0.096, p=0.056) and the within-system n=9 precludes definitive inference, so decomposing A into formal repressive and normalising sub-indices remains a priority for future data development. Full robustness analysis is in src/a_decomposition.py.</w:t>
       </w:r>
     </w:p>
     <w:p>
